--- a/output/site/web/resume.docx
+++ b/output/site/web/resume.docx
@@ -49,7 +49,7 @@
         <w:t xml:space="preserve">Backend: </w:t>
       </w:r>
       <w:r>
-        <w:t>C#, .NET 7, ASP.NET Core, Web API, SignalR, NestJS, Node.js</w:t>
+        <w:t>C#, .NET 7, ASP.NET Core, NestJS</w:t>
       </w:r>
     </w:p>
     <w:p>
@@ -60,7 +60,7 @@
         <w:t xml:space="preserve">Front end: </w:t>
       </w:r>
       <w:r>
-        <w:t>Angular 13, TypeScript, Kendo UI, React 19, Next.js 16, Tailwind CSS</w:t>
+        <w:t>Angular 13, TypeScript, React 19, Next.js 16</w:t>
       </w:r>
     </w:p>
     <w:p>
@@ -71,7 +71,7 @@
         <w:t xml:space="preserve">Data: </w:t>
       </w:r>
       <w:r>
-        <w:t>MS SQL Server, EF Core 7, PostgreSQL, Prisma</w:t>
+        <w:t>MS SQL Server, PostgreSQL, EF Core 7, Prisma</w:t>
       </w:r>
     </w:p>
     <w:p>
@@ -82,29 +82,7 @@
         <w:t xml:space="preserve">Mobile: </w:t>
       </w:r>
       <w:r>
-        <w:t>Expo / React Native, MapLibre, TanStack Query</w:t>
-      </w:r>
-    </w:p>
-    <w:p>
-      <w:r>
-        <w:rPr>
-          <w:b/>
-        </w:rPr>
-        <w:t xml:space="preserve">Access: </w:t>
-      </w:r>
-      <w:r>
-        <w:t>OpenID Connect, OAuth2, JWT, ADFS</w:t>
-      </w:r>
-    </w:p>
-    <w:p>
-      <w:r>
-        <w:rPr>
-          <w:b/>
-        </w:rPr>
-        <w:t xml:space="preserve">Delivery: </w:t>
-      </w:r>
-      <w:r>
-        <w:t>xUnit, SonarQube, Jenkins, Docker, GitHub Actions</w:t>
+        <w:t>Expo / React Native, MapLibre</w:t>
       </w:r>
     </w:p>
     <w:p>
@@ -137,27 +115,11 @@
       </w:r>
     </w:p>
     <w:p>
-      <w:pPr>
-        <w:pStyle w:val="ListBullet"/>
-      </w:pPr>
-      <w:r>
-        <w:t>A legacy-code analyzer: Python parses .dfm and .pas files and diffs stored-procedure calls, Next.js renders the system map with annotations.</w:t>
-      </w:r>
-    </w:p>
-    <w:p>
-      <w:pPr>
-        <w:pStyle w:val="ListBullet"/>
-      </w:pPr>
-      <w:r>
-        <w:t>Daily work with AI agents: MCP servers, custom subagents and hooks, and my own CDP browser inspector as agent tooling.</w:t>
-      </w:r>
-    </w:p>
-    <w:p>
       <w:r>
         <w:rPr>
           <w:b/>
         </w:rPr>
-        <w:t>Lead Application Programmer, ATB-Market, Dnipro</w:t>
+        <w:t>Lead Application Programmer, ATB-Market (Ukraine's largest grocery retail network), Dnipro</w:t>
       </w:r>
     </w:p>
     <w:p>
@@ -186,49 +148,12 @@
         <w:pStyle w:val="ListBullet"/>
       </w:pPr>
       <w:r>
-        <w:t>Network integrations: EDI and e-document flow, M.E.Doc, Oracle EBS, 1C, Kafka, BizTalk, SSIS and SSRS.</w:t>
-      </w:r>
-    </w:p>
-    <w:p>
-      <w:pPr>
-        <w:pStyle w:val="ListBullet"/>
-      </w:pPr>
-      <w:r>
         <w:t>Engineering practice: xUnit and NSubstitute tests, SonarQube and Jenkins, Serilog, Docker, a private NuGet feed.</w:t>
       </w:r>
     </w:p>
     <w:p>
       <w:r>
-        <w:rPr>
-          <w:b/>
-        </w:rPr>
-        <w:t>Full Stack Developer, Freelance and private practice, Kryvyi Rih</w:t>
-      </w:r>
-    </w:p>
-    <w:p>
-      <w:r>
-        <w:t>2015-07 — 2016-07</w:t>
-      </w:r>
-    </w:p>
-    <w:p>
-      <w:pPr>
-        <w:pStyle w:val="ListBullet"/>
-      </w:pPr>
-      <w:r>
-        <w:t>An automated car dealership system on Java and Firebird: vehicles, sales and reporting.</w:t>
-      </w:r>
-    </w:p>
-    <w:p>
-      <w:pPr>
-        <w:pStyle w:val="ListBullet"/>
-      </w:pPr>
-      <w:r>
-        <w:t>Online stores on WordPress / WooCommerce and OpenCart, plus a custom WordPress plugin.</w:t>
-      </w:r>
-    </w:p>
-    <w:p>
-      <w:r>
-        <w:t>Earlier: Programming Instructor, Modern Professions Courses (2015–2016) · Engineer Programmer, Kryvyi Rih Iron Ore Combine (2013–2016) · Developer, OSSystem (2012–2013)</w:t>
+        <w:t>Earlier: Full Stack Developer, Freelance and private practice (2015–2016) · Programming Instructor, Modern Professions Courses (2015–2016) · Engineer Programmer, Kryvyi Rih Iron Ore Combine (2013–2016) · Developer, OSSystem (2012–2013)</w:t>
       </w:r>
     </w:p>
     <w:p>
@@ -245,14 +170,6 @@
       </w:pPr>
       <w:r>
         <w:t>Computer Engineering · computer systems and networks — Zaporizhzhia Institute of Economics and Information Technologies (2008 — 2011)</w:t>
-      </w:r>
-    </w:p>
-    <w:p>
-      <w:pPr>
-        <w:pStyle w:val="ListBullet"/>
-      </w:pPr>
-      <w:r>
-        <w:t>Angular 9 — Luxoft (2021)</w:t>
       </w:r>
     </w:p>
     <w:p>
